--- a/docs/manuals/docx/10_온보딩오프보딩_매뉴얼.docx
+++ b/docs/manuals/docx/10_온보딩오프보딩_매뉴얼.docx
@@ -12737,15 +12737,15 @@
           <w:szCs w:val="20"/>
           <w:shd w:fill="F2F2F2" w:color="auto" w:val="clear"/>
         </w:rPr>
-        <w:t xml:space="preserve">내 정보 → 온보딩</w:t>
-      </w:r>
-      <w:r>
-        <w:rPr>
-          <w:rFonts w:ascii="Malgun Gothic" w:cs="Malgun Gothic" w:eastAsia="Malgun Gothic" w:hAnsi="Malgun Gothic"/>
-          <w:sz w:val="22"/>
-          <w:szCs w:val="22"/>
-        </w:rPr>
-        <w:t xml:space="preserve"> 또는 </w:t>
+        <w:t xml:space="preserve">나의 공간 → 나의 업무</w:t>
+      </w:r>
+      <w:r>
+        <w:rPr>
+          <w:rFonts w:ascii="Malgun Gothic" w:cs="Malgun Gothic" w:eastAsia="Malgun Gothic" w:hAnsi="Malgun Gothic"/>
+          <w:sz w:val="22"/>
+          <w:szCs w:val="22"/>
+        </w:rPr>
+        <w:t xml:space="preserve"> — 온보딩 태스크 (</w:t>
       </w:r>
       <w:r>
         <w:rPr>
@@ -12754,171 +12754,15 @@
           <w:szCs w:val="20"/>
           <w:shd w:fill="F2F2F2" w:color="auto" w:val="clear"/>
         </w:rPr>
-        <w:t xml:space="preserve">내 정보 → 오프보딩</w:t>
-      </w:r>
-    </w:p>
-    <w:p>
-      <w:pPr>
-        <w:pStyle w:val="ListParagraph"/>
-        <w:numPr>
-          <w:ilvl w:val="0"/>
-          <w:numId w:val="2"/>
-        </w:numPr>
-      </w:pPr>
-      <w:r>
-        <w:rPr>
-          <w:rFonts w:ascii="Malgun Gothic" w:cs="Malgun Gothic" w:eastAsia="Malgun Gothic" w:hAnsi="Malgun Gothic"/>
-          <w:b/>
-          <w:bCs/>
-          <w:sz w:val="22"/>
-          <w:szCs w:val="22"/>
-        </w:rPr>
-        <w:t xml:space="preserve">현재 단계</w:t>
-      </w:r>
-      <w:r>
-        <w:rPr>
-          <w:rFonts w:ascii="Malgun Gothic" w:cs="Malgun Gothic" w:eastAsia="Malgun Gothic" w:hAnsi="Malgun Gothic"/>
-          <w:sz w:val="22"/>
-          <w:szCs w:val="22"/>
-        </w:rPr>
-        <w:t xml:space="preserve">: 진행 중인 마일스톤·작업 카드</w:t>
-      </w:r>
-    </w:p>
-    <w:p>
-      <w:pPr>
-        <w:pStyle w:val="ListParagraph"/>
-        <w:numPr>
-          <w:ilvl w:val="0"/>
-          <w:numId w:val="2"/>
-        </w:numPr>
-      </w:pPr>
-      <w:r>
-        <w:rPr>
-          <w:rFonts w:ascii="Malgun Gothic" w:cs="Malgun Gothic" w:eastAsia="Malgun Gothic" w:hAnsi="Malgun Gothic"/>
-          <w:b/>
-          <w:bCs/>
-          <w:sz w:val="22"/>
-          <w:szCs w:val="22"/>
-        </w:rPr>
-        <w:t xml:space="preserve">체크리스트</w:t>
-      </w:r>
-      <w:r>
-        <w:rPr>
-          <w:rFonts w:ascii="Malgun Gothic" w:cs="Malgun Gothic" w:eastAsia="Malgun Gothic" w:hAnsi="Malgun Gothic"/>
-          <w:sz w:val="22"/>
-          <w:szCs w:val="22"/>
-        </w:rPr>
-        <w:t xml:space="preserve">: 카테고리별 작업 목록 + 진척</w:t>
-      </w:r>
-    </w:p>
-    <w:p>
-      <w:pPr>
-        <w:pStyle w:val="ListParagraph"/>
-        <w:numPr>
-          <w:ilvl w:val="0"/>
-          <w:numId w:val="2"/>
-        </w:numPr>
-      </w:pPr>
-      <w:r>
-        <w:rPr>
-          <w:rFonts w:ascii="Malgun Gothic" w:cs="Malgun Gothic" w:eastAsia="Malgun Gothic" w:hAnsi="Malgun Gothic"/>
-          <w:b/>
-          <w:bCs/>
-          <w:sz w:val="22"/>
-          <w:szCs w:val="22"/>
-        </w:rPr>
-        <w:t xml:space="preserve">체크인 폼</w:t>
-      </w:r>
-      <w:r>
-        <w:rPr>
-          <w:rFonts w:ascii="Malgun Gothic" w:cs="Malgun Gothic" w:eastAsia="Malgun Gothic" w:hAnsi="Malgun Gothic"/>
-          <w:sz w:val="22"/>
-          <w:szCs w:val="22"/>
-        </w:rPr>
-        <w:t xml:space="preserve">: 마일스톤 도래 시 대시보드에 표시 (자동 알림 발송 cron은 미등록 — §9)</w:t>
-      </w:r>
-    </w:p>
-    <w:p>
-      <w:pPr>
-        <w:pStyle w:val="ListParagraph"/>
-        <w:numPr>
-          <w:ilvl w:val="0"/>
-          <w:numId w:val="2"/>
-        </w:numPr>
-      </w:pPr>
-      <w:r>
-        <w:rPr>
-          <w:rFonts w:ascii="Malgun Gothic" w:cs="Malgun Gothic" w:eastAsia="Malgun Gothic" w:hAnsi="Malgun Gothic"/>
-          <w:b/>
-          <w:bCs/>
-          <w:sz w:val="22"/>
-          <w:szCs w:val="22"/>
-        </w:rPr>
-        <w:t xml:space="preserve">인수인계 (오프보딩만)</w:t>
-      </w:r>
-      <w:r>
-        <w:rPr>
-          <w:rFonts w:ascii="Malgun Gothic" w:cs="Malgun Gothic" w:eastAsia="Malgun Gothic" w:hAnsi="Malgun Gothic"/>
-          <w:sz w:val="22"/>
-          <w:szCs w:val="22"/>
-        </w:rPr>
-        <w:t xml:space="preserve">: 인수인계 대상자·미팅 일정·문서 첨부</w:t>
-      </w:r>
-    </w:p>
-    <w:p>
-      <w:pPr>
-        <w:pStyle w:val="ListParagraph"/>
-        <w:numPr>
-          <w:ilvl w:val="0"/>
-          <w:numId w:val="2"/>
-        </w:numPr>
-      </w:pPr>
-      <w:r>
-        <w:rPr>
-          <w:rFonts w:ascii="Malgun Gothic" w:cs="Malgun Gothic" w:eastAsia="Malgun Gothic" w:hAnsi="Malgun Gothic"/>
-          <w:b/>
-          <w:bCs/>
-          <w:sz w:val="22"/>
-          <w:szCs w:val="22"/>
-        </w:rPr>
-        <w:t xml:space="preserve">자산 회수 (오프보딩만)</w:t>
-      </w:r>
-      <w:r>
-        <w:rPr>
-          <w:rFonts w:ascii="Malgun Gothic" w:cs="Malgun Gothic" w:eastAsia="Malgun Gothic" w:hAnsi="Malgun Gothic"/>
-          <w:sz w:val="22"/>
-          <w:szCs w:val="22"/>
-        </w:rPr>
-        <w:t xml:space="preserve">: 회수 예정 자산 + 반납 확인</w:t>
-      </w:r>
-    </w:p>
-    <w:p>
-      <w:pPr>
-        <w:pStyle w:val="Heading3"/>
-        <w:spacing w:after="100" w:before="180"/>
-      </w:pPr>
-      <w:r>
-        <w:rPr>
-          <w:rFonts w:ascii="Malgun Gothic" w:cs="Malgun Gothic" w:eastAsia="Malgun Gothic" w:hAnsi="Malgun Gothic"/>
-          <w:b/>
-          <w:bCs/>
-          <w:sz w:val="22"/>
-          <w:szCs w:val="22"/>
-        </w:rPr>
-        <w:t xml:space="preserve">6.2 매니저 — 팀원 온보딩·오프보딩</w:t>
-      </w:r>
-    </w:p>
-    <w:p>
-      <w:pPr>
-        <w:spacing w:after="100"/>
-      </w:pPr>
-      <w:r>
-        <w:rPr>
-          <w:rFonts w:ascii="Malgun Gothic" w:cs="Malgun Gothic" w:eastAsia="Malgun Gothic" w:hAnsi="Malgun Gothic"/>
-          <w:sz w:val="22"/>
-          <w:szCs w:val="22"/>
-        </w:rPr>
-        <w:t xml:space="preserve">위치: </w:t>
+        <w:t xml:space="preserve">/my/tasks</w:t>
+      </w:r>
+      <w:r>
+        <w:rPr>
+          <w:rFonts w:ascii="Malgun Gothic" w:cs="Malgun Gothic" w:eastAsia="Malgun Gothic" w:hAnsi="Malgun Gothic"/>
+          <w:sz w:val="22"/>
+          <w:szCs w:val="22"/>
+        </w:rPr>
+        <w:t xml:space="preserve">) · 오프보딩은 </w:t>
       </w:r>
       <w:r>
         <w:rPr>
@@ -12927,15 +12771,171 @@
           <w:szCs w:val="20"/>
           <w:shd w:fill="F2F2F2" w:color="auto" w:val="clear"/>
         </w:rPr>
-        <w:t xml:space="preserve">매니저 허브 → 온보딩</w:t>
-      </w:r>
-      <w:r>
-        <w:rPr>
-          <w:rFonts w:ascii="Malgun Gothic" w:cs="Malgun Gothic" w:eastAsia="Malgun Gothic" w:hAnsi="Malgun Gothic"/>
-          <w:sz w:val="22"/>
-          <w:szCs w:val="22"/>
-        </w:rPr>
-        <w:t xml:space="preserve"> / </w:t>
+        <w:t xml:space="preserve">/my/offboarding</w:t>
+      </w:r>
+    </w:p>
+    <w:p>
+      <w:pPr>
+        <w:pStyle w:val="ListParagraph"/>
+        <w:numPr>
+          <w:ilvl w:val="0"/>
+          <w:numId w:val="2"/>
+        </w:numPr>
+      </w:pPr>
+      <w:r>
+        <w:rPr>
+          <w:rFonts w:ascii="Malgun Gothic" w:cs="Malgun Gothic" w:eastAsia="Malgun Gothic" w:hAnsi="Malgun Gothic"/>
+          <w:b/>
+          <w:bCs/>
+          <w:sz w:val="22"/>
+          <w:szCs w:val="22"/>
+        </w:rPr>
+        <w:t xml:space="preserve">현재 단계</w:t>
+      </w:r>
+      <w:r>
+        <w:rPr>
+          <w:rFonts w:ascii="Malgun Gothic" w:cs="Malgun Gothic" w:eastAsia="Malgun Gothic" w:hAnsi="Malgun Gothic"/>
+          <w:sz w:val="22"/>
+          <w:szCs w:val="22"/>
+        </w:rPr>
+        <w:t xml:space="preserve">: 진행 중인 마일스톤·작업 카드</w:t>
+      </w:r>
+    </w:p>
+    <w:p>
+      <w:pPr>
+        <w:pStyle w:val="ListParagraph"/>
+        <w:numPr>
+          <w:ilvl w:val="0"/>
+          <w:numId w:val="2"/>
+        </w:numPr>
+      </w:pPr>
+      <w:r>
+        <w:rPr>
+          <w:rFonts w:ascii="Malgun Gothic" w:cs="Malgun Gothic" w:eastAsia="Malgun Gothic" w:hAnsi="Malgun Gothic"/>
+          <w:b/>
+          <w:bCs/>
+          <w:sz w:val="22"/>
+          <w:szCs w:val="22"/>
+        </w:rPr>
+        <w:t xml:space="preserve">체크리스트</w:t>
+      </w:r>
+      <w:r>
+        <w:rPr>
+          <w:rFonts w:ascii="Malgun Gothic" w:cs="Malgun Gothic" w:eastAsia="Malgun Gothic" w:hAnsi="Malgun Gothic"/>
+          <w:sz w:val="22"/>
+          <w:szCs w:val="22"/>
+        </w:rPr>
+        <w:t xml:space="preserve">: 카테고리별 작업 목록 + 진척</w:t>
+      </w:r>
+    </w:p>
+    <w:p>
+      <w:pPr>
+        <w:pStyle w:val="ListParagraph"/>
+        <w:numPr>
+          <w:ilvl w:val="0"/>
+          <w:numId w:val="2"/>
+        </w:numPr>
+      </w:pPr>
+      <w:r>
+        <w:rPr>
+          <w:rFonts w:ascii="Malgun Gothic" w:cs="Malgun Gothic" w:eastAsia="Malgun Gothic" w:hAnsi="Malgun Gothic"/>
+          <w:b/>
+          <w:bCs/>
+          <w:sz w:val="22"/>
+          <w:szCs w:val="22"/>
+        </w:rPr>
+        <w:t xml:space="preserve">체크인 폼</w:t>
+      </w:r>
+      <w:r>
+        <w:rPr>
+          <w:rFonts w:ascii="Malgun Gothic" w:cs="Malgun Gothic" w:eastAsia="Malgun Gothic" w:hAnsi="Malgun Gothic"/>
+          <w:sz w:val="22"/>
+          <w:szCs w:val="22"/>
+        </w:rPr>
+        <w:t xml:space="preserve">: 마일스톤 도래 시 대시보드에 표시 (자동 알림 발송 cron은 미등록 — §9)</w:t>
+      </w:r>
+    </w:p>
+    <w:p>
+      <w:pPr>
+        <w:pStyle w:val="ListParagraph"/>
+        <w:numPr>
+          <w:ilvl w:val="0"/>
+          <w:numId w:val="2"/>
+        </w:numPr>
+      </w:pPr>
+      <w:r>
+        <w:rPr>
+          <w:rFonts w:ascii="Malgun Gothic" w:cs="Malgun Gothic" w:eastAsia="Malgun Gothic" w:hAnsi="Malgun Gothic"/>
+          <w:b/>
+          <w:bCs/>
+          <w:sz w:val="22"/>
+          <w:szCs w:val="22"/>
+        </w:rPr>
+        <w:t xml:space="preserve">인수인계 (오프보딩만)</w:t>
+      </w:r>
+      <w:r>
+        <w:rPr>
+          <w:rFonts w:ascii="Malgun Gothic" w:cs="Malgun Gothic" w:eastAsia="Malgun Gothic" w:hAnsi="Malgun Gothic"/>
+          <w:sz w:val="22"/>
+          <w:szCs w:val="22"/>
+        </w:rPr>
+        <w:t xml:space="preserve">: 인수인계 대상자·미팅 일정·문서 첨부</w:t>
+      </w:r>
+    </w:p>
+    <w:p>
+      <w:pPr>
+        <w:pStyle w:val="ListParagraph"/>
+        <w:numPr>
+          <w:ilvl w:val="0"/>
+          <w:numId w:val="2"/>
+        </w:numPr>
+      </w:pPr>
+      <w:r>
+        <w:rPr>
+          <w:rFonts w:ascii="Malgun Gothic" w:cs="Malgun Gothic" w:eastAsia="Malgun Gothic" w:hAnsi="Malgun Gothic"/>
+          <w:b/>
+          <w:bCs/>
+          <w:sz w:val="22"/>
+          <w:szCs w:val="22"/>
+        </w:rPr>
+        <w:t xml:space="preserve">자산 회수 (오프보딩만)</w:t>
+      </w:r>
+      <w:r>
+        <w:rPr>
+          <w:rFonts w:ascii="Malgun Gothic" w:cs="Malgun Gothic" w:eastAsia="Malgun Gothic" w:hAnsi="Malgun Gothic"/>
+          <w:sz w:val="22"/>
+          <w:szCs w:val="22"/>
+        </w:rPr>
+        <w:t xml:space="preserve">: 회수 예정 자산 + 반납 확인</w:t>
+      </w:r>
+    </w:p>
+    <w:p>
+      <w:pPr>
+        <w:pStyle w:val="Heading3"/>
+        <w:spacing w:after="100" w:before="180"/>
+      </w:pPr>
+      <w:r>
+        <w:rPr>
+          <w:rFonts w:ascii="Malgun Gothic" w:cs="Malgun Gothic" w:eastAsia="Malgun Gothic" w:hAnsi="Malgun Gothic"/>
+          <w:b/>
+          <w:bCs/>
+          <w:sz w:val="22"/>
+          <w:szCs w:val="22"/>
+        </w:rPr>
+        <w:t xml:space="preserve">6.2 매니저 — 팀원 온보딩·오프보딩</w:t>
+      </w:r>
+    </w:p>
+    <w:p>
+      <w:pPr>
+        <w:spacing w:after="100"/>
+      </w:pPr>
+      <w:r>
+        <w:rPr>
+          <w:rFonts w:ascii="Malgun Gothic" w:cs="Malgun Gothic" w:eastAsia="Malgun Gothic" w:hAnsi="Malgun Gothic"/>
+          <w:sz w:val="22"/>
+          <w:szCs w:val="22"/>
+        </w:rPr>
+        <w:t xml:space="preserve">위치: </w:t>
       </w:r>
       <w:r>
         <w:rPr>
@@ -12944,104 +12944,15 @@
           <w:szCs w:val="20"/>
           <w:shd w:fill="F2F2F2" w:color="auto" w:val="clear"/>
         </w:rPr>
-        <w:t xml:space="preserve">오프보딩</w:t>
-      </w:r>
-    </w:p>
-    <w:p>
-      <w:pPr>
-        <w:pStyle w:val="ListParagraph"/>
-        <w:numPr>
-          <w:ilvl w:val="0"/>
-          <w:numId w:val="2"/>
-        </w:numPr>
-      </w:pPr>
-      <w:r>
-        <w:rPr>
-          <w:rFonts w:ascii="Malgun Gothic" w:cs="Malgun Gothic" w:eastAsia="Malgun Gothic" w:hAnsi="Malgun Gothic"/>
-          <w:sz w:val="22"/>
-          <w:szCs w:val="22"/>
-        </w:rPr>
-        <w:t xml:space="preserve">직속 부하 진행 상황 한눈에 보기</w:t>
-      </w:r>
-    </w:p>
-    <w:p>
-      <w:pPr>
-        <w:pStyle w:val="ListParagraph"/>
-        <w:numPr>
-          <w:ilvl w:val="0"/>
-          <w:numId w:val="2"/>
-        </w:numPr>
-      </w:pPr>
-      <w:r>
-        <w:rPr>
-          <w:rFonts w:ascii="Malgun Gothic" w:cs="Malgun Gothic" w:eastAsia="Malgun Gothic" w:hAnsi="Malgun Gothic"/>
-          <w:sz w:val="22"/>
-          <w:szCs w:val="22"/>
-        </w:rPr>
-        <w:t xml:space="preserve">미완료 작업 표시 (담당이 매니저인 작업)</w:t>
-      </w:r>
-    </w:p>
-    <w:p>
-      <w:pPr>
-        <w:pStyle w:val="ListParagraph"/>
-        <w:numPr>
-          <w:ilvl w:val="0"/>
-          <w:numId w:val="2"/>
-        </w:numPr>
-      </w:pPr>
-      <w:r>
-        <w:rPr>
-          <w:rFonts w:ascii="Malgun Gothic" w:cs="Malgun Gothic" w:eastAsia="Malgun Gothic" w:hAnsi="Malgun Gothic"/>
-          <w:sz w:val="22"/>
-          <w:szCs w:val="22"/>
-        </w:rPr>
-        <w:t xml:space="preserve">체크인 응답 알림 (직원의 마일스톤 응답 조회)</w:t>
-      </w:r>
-    </w:p>
-    <w:p>
-      <w:pPr>
-        <w:pStyle w:val="ListParagraph"/>
-        <w:numPr>
-          <w:ilvl w:val="0"/>
-          <w:numId w:val="2"/>
-        </w:numPr>
-      </w:pPr>
-      <w:r>
-        <w:rPr>
-          <w:rFonts w:ascii="Malgun Gothic" w:cs="Malgun Gothic" w:eastAsia="Malgun Gothic" w:hAnsi="Malgun Gothic"/>
-          <w:sz w:val="22"/>
-          <w:szCs w:val="22"/>
-        </w:rPr>
-        <w:t xml:space="preserve">인수인계 사인오프 (오프보딩)</w:t>
-      </w:r>
-    </w:p>
-    <w:p>
-      <w:pPr>
-        <w:pStyle w:val="Heading3"/>
-        <w:spacing w:after="100" w:before="180"/>
-      </w:pPr>
-      <w:r>
-        <w:rPr>
-          <w:rFonts w:ascii="Malgun Gothic" w:cs="Malgun Gothic" w:eastAsia="Malgun Gothic" w:hAnsi="Malgun Gothic"/>
-          <w:b/>
-          <w:bCs/>
-          <w:sz w:val="22"/>
-          <w:szCs w:val="22"/>
-        </w:rPr>
-        <w:t xml:space="preserve">6.3 인사담당자 — 온보딩·오프보딩 관리</w:t>
-      </w:r>
-    </w:p>
-    <w:p>
-      <w:pPr>
-        <w:spacing w:after="100"/>
-      </w:pPr>
-      <w:r>
-        <w:rPr>
-          <w:rFonts w:ascii="Malgun Gothic" w:cs="Malgun Gothic" w:eastAsia="Malgun Gothic" w:hAnsi="Malgun Gothic"/>
-          <w:sz w:val="22"/>
-          <w:szCs w:val="22"/>
-        </w:rPr>
-        <w:t xml:space="preserve">위치: </w:t>
+        <w:t xml:space="preserve">팀 관리 → 팀 온보딩</w:t>
+      </w:r>
+      <w:r>
+        <w:rPr>
+          <w:rFonts w:ascii="Malgun Gothic" w:cs="Malgun Gothic" w:eastAsia="Malgun Gothic" w:hAnsi="Malgun Gothic"/>
+          <w:sz w:val="22"/>
+          <w:szCs w:val="22"/>
+        </w:rPr>
+        <w:t xml:space="preserve"> (</w:t>
       </w:r>
       <w:r>
         <w:rPr>
@@ -13050,15 +12961,112 @@
           <w:szCs w:val="20"/>
           <w:shd w:fill="F2F2F2" w:color="auto" w:val="clear"/>
         </w:rPr>
-        <w:t xml:space="preserve">온보딩</w:t>
-      </w:r>
-      <w:r>
-        <w:rPr>
-          <w:rFonts w:ascii="Malgun Gothic" w:cs="Malgun Gothic" w:eastAsia="Malgun Gothic" w:hAnsi="Malgun Gothic"/>
-          <w:sz w:val="22"/>
-          <w:szCs w:val="22"/>
-        </w:rPr>
-        <w:t xml:space="preserve"> / </w:t>
+        <w:t xml:space="preserve">/onboarding</w:t>
+      </w:r>
+      <w:r>
+        <w:rPr>
+          <w:rFonts w:ascii="Malgun Gothic" w:cs="Malgun Gothic" w:eastAsia="Malgun Gothic" w:hAnsi="Malgun Gothic"/>
+          <w:sz w:val="22"/>
+          <w:szCs w:val="22"/>
+        </w:rPr>
+        <w:t xml:space="preserve">)</w:t>
+      </w:r>
+    </w:p>
+    <w:p>
+      <w:pPr>
+        <w:pStyle w:val="ListParagraph"/>
+        <w:numPr>
+          <w:ilvl w:val="0"/>
+          <w:numId w:val="2"/>
+        </w:numPr>
+      </w:pPr>
+      <w:r>
+        <w:rPr>
+          <w:rFonts w:ascii="Malgun Gothic" w:cs="Malgun Gothic" w:eastAsia="Malgun Gothic" w:hAnsi="Malgun Gothic"/>
+          <w:sz w:val="22"/>
+          <w:szCs w:val="22"/>
+        </w:rPr>
+        <w:t xml:space="preserve">직속 부하 진행 상황 한눈에 보기</w:t>
+      </w:r>
+    </w:p>
+    <w:p>
+      <w:pPr>
+        <w:pStyle w:val="ListParagraph"/>
+        <w:numPr>
+          <w:ilvl w:val="0"/>
+          <w:numId w:val="2"/>
+        </w:numPr>
+      </w:pPr>
+      <w:r>
+        <w:rPr>
+          <w:rFonts w:ascii="Malgun Gothic" w:cs="Malgun Gothic" w:eastAsia="Malgun Gothic" w:hAnsi="Malgun Gothic"/>
+          <w:sz w:val="22"/>
+          <w:szCs w:val="22"/>
+        </w:rPr>
+        <w:t xml:space="preserve">미완료 작업 표시 (담당이 매니저인 작업)</w:t>
+      </w:r>
+    </w:p>
+    <w:p>
+      <w:pPr>
+        <w:pStyle w:val="ListParagraph"/>
+        <w:numPr>
+          <w:ilvl w:val="0"/>
+          <w:numId w:val="2"/>
+        </w:numPr>
+      </w:pPr>
+      <w:r>
+        <w:rPr>
+          <w:rFonts w:ascii="Malgun Gothic" w:cs="Malgun Gothic" w:eastAsia="Malgun Gothic" w:hAnsi="Malgun Gothic"/>
+          <w:sz w:val="22"/>
+          <w:szCs w:val="22"/>
+        </w:rPr>
+        <w:t xml:space="preserve">체크인 응답 알림 (직원의 마일스톤 응답 조회)</w:t>
+      </w:r>
+    </w:p>
+    <w:p>
+      <w:pPr>
+        <w:pStyle w:val="ListParagraph"/>
+        <w:numPr>
+          <w:ilvl w:val="0"/>
+          <w:numId w:val="2"/>
+        </w:numPr>
+      </w:pPr>
+      <w:r>
+        <w:rPr>
+          <w:rFonts w:ascii="Malgun Gothic" w:cs="Malgun Gothic" w:eastAsia="Malgun Gothic" w:hAnsi="Malgun Gothic"/>
+          <w:sz w:val="22"/>
+          <w:szCs w:val="22"/>
+        </w:rPr>
+        <w:t xml:space="preserve">인수인계 사인오프 (오프보딩)</w:t>
+      </w:r>
+    </w:p>
+    <w:p>
+      <w:pPr>
+        <w:pStyle w:val="Heading3"/>
+        <w:spacing w:after="100" w:before="180"/>
+      </w:pPr>
+      <w:r>
+        <w:rPr>
+          <w:rFonts w:ascii="Malgun Gothic" w:cs="Malgun Gothic" w:eastAsia="Malgun Gothic" w:hAnsi="Malgun Gothic"/>
+          <w:b/>
+          <w:bCs/>
+          <w:sz w:val="22"/>
+          <w:szCs w:val="22"/>
+        </w:rPr>
+        <w:t xml:space="preserve">6.3 인사담당자 — 온보딩·오프보딩 관리</w:t>
+      </w:r>
+    </w:p>
+    <w:p>
+      <w:pPr>
+        <w:spacing w:after="100"/>
+      </w:pPr>
+      <w:r>
+        <w:rPr>
+          <w:rFonts w:ascii="Malgun Gothic" w:cs="Malgun Gothic" w:eastAsia="Malgun Gothic" w:hAnsi="Malgun Gothic"/>
+          <w:sz w:val="22"/>
+          <w:szCs w:val="22"/>
+        </w:rPr>
+        <w:t xml:space="preserve">위치: </w:t>
       </w:r>
       <w:r>
         <w:rPr>
@@ -13067,15 +13075,32 @@
           <w:szCs w:val="20"/>
           <w:shd w:fill="F2F2F2" w:color="auto" w:val="clear"/>
         </w:rPr>
-        <w:t xml:space="preserve">오프보딩</w:t>
-      </w:r>
-      <w:r>
-        <w:rPr>
-          <w:rFonts w:ascii="Malgun Gothic" w:cs="Malgun Gothic" w:eastAsia="Malgun Gothic" w:hAnsi="Malgun Gothic"/>
-          <w:sz w:val="22"/>
-          <w:szCs w:val="22"/>
-        </w:rPr>
-        <w:t xml:space="preserve"> 메인</w:t>
+        <w:t xml:space="preserve">인사 관리 → 온보딩/오프보딩</w:t>
+      </w:r>
+      <w:r>
+        <w:rPr>
+          <w:rFonts w:ascii="Malgun Gothic" w:cs="Malgun Gothic" w:eastAsia="Malgun Gothic" w:hAnsi="Malgun Gothic"/>
+          <w:sz w:val="22"/>
+          <w:szCs w:val="22"/>
+        </w:rPr>
+        <w:t xml:space="preserve"> (</w:t>
+      </w:r>
+      <w:r>
+        <w:rPr>
+          <w:rFonts w:ascii="Consolas" w:cs="Consolas" w:eastAsia="Consolas" w:hAnsi="Consolas"/>
+          <w:sz w:val="20"/>
+          <w:szCs w:val="20"/>
+          <w:shd w:fill="F2F2F2" w:color="auto" w:val="clear"/>
+        </w:rPr>
+        <w:t xml:space="preserve">/onboarding</w:t>
+      </w:r>
+      <w:r>
+        <w:rPr>
+          <w:rFonts w:ascii="Malgun Gothic" w:cs="Malgun Gothic" w:eastAsia="Malgun Gothic" w:hAnsi="Malgun Gothic"/>
+          <w:sz w:val="22"/>
+          <w:szCs w:val="22"/>
+        </w:rPr>
+        <w:t xml:space="preserve">)</w:t>
       </w:r>
     </w:p>
     <w:p>
